--- a/klagomål/A 8858-2024 FSC-klagomål.docx
+++ b/klagomål/A 8858-2024 FSC-klagomål.docx
@@ -1247,7 +1247,7 @@
     <w:r>
       <w:tab/>
       <w:tab/>
-      <w:t>2026-10-27</w:t>
+      <w:t>2026-10-28</w:t>
       <w:br/>
       <w:br/>
     </w:r>

--- a/klagomål/A 8858-2024 FSC-klagomål.docx
+++ b/klagomål/A 8858-2024 FSC-klagomål.docx
@@ -1247,7 +1247,7 @@
     <w:r>
       <w:tab/>
       <w:tab/>
-      <w:t>2026-10-28</w:t>
+      <w:t>2026-10-29</w:t>
       <w:br/>
       <w:br/>
     </w:r>

--- a/klagomål/A 8858-2024 FSC-klagomål.docx
+++ b/klagomål/A 8858-2024 FSC-klagomål.docx
@@ -178,7 +178,7 @@
       <w:r>
         <w:drawing>
           <wp:inline xmlns:a="http://schemas.openxmlformats.org/drawingml/2006/main" xmlns:pic="http://schemas.openxmlformats.org/drawingml/2006/picture">
-            <wp:extent cx="5413338" cy="5724000"/>
+            <wp:extent cx="5304726" cy="5724000"/>
             <wp:docPr id="1" name="Picture 1"/>
             <wp:cNvGraphicFramePr>
               <a:graphicFrameLocks noChangeAspect="1"/>
@@ -199,7 +199,7 @@
                   <pic:spPr>
                     <a:xfrm>
                       <a:off x="0" y="0"/>
-                      <a:ext cx="5413338" cy="5724000"/>
+                      <a:ext cx="5304726" cy="5724000"/>
                     </a:xfrm>
                     <a:prstGeom prst="rect"/>
                   </pic:spPr>
@@ -221,7 +221,7 @@
     </w:p>
     <w:p>
       <w:r>
-        <w:t>I och inom 24 meter från avverkningsanmälan finns fynd av 10 naturvårdsarter, varav 8 är rödlistade, 2 är fridlysta, 7 är typiska (T) och 2 är signalarter (S): garnlav (VU, T), kristallticka (VU), harticka (NT, T), rosenticka (NT, T), talltita (NT, §4), tretåig hackspett (NT, T, §4), ullticka (NT, T), vitgrynig nållav (NT), blodticka (S, T) och vedticka (S, T). Se Figur 1.</w:t>
+        <w:t>I och inom 24 meter från avverkningsanmälan finns fynd av 9 naturvårdsarter, varav 7 är rödlistade, 2 är fridlysta, 7 är typiska (T) och 2 är signalarter (S): garnlav (VU, T), harticka (NT, T), rosenticka (NT, T), talltita (NT, §4), tretåig hackspett (NT, T, §4), ullticka (NT, T), vitgrynig nållav (NT), blodticka (S, T) och vedticka (S, T). Se Figur 1.</w:t>
       </w:r>
     </w:p>
     <w:p>
@@ -281,17 +281,6 @@
         <w:rPr>
           <w:b/>
         </w:rPr>
-        <w:t>Kristallticka (VU)</w:t>
-      </w:r>
-      <w:r>
-        <w:t xml:space="preserve"> är en mycket krävande art som växer i urskogsartade barrnaturskogar där det finns rikligt med grov död ved i olika nedbrytningsstadier. Den är placerad högst upp i Skogsstyrelsens värdepyramid för bedömning av skog med höga naturvärden och är en av våra främsta naturvärdesindikatorer på skyddsvärda barrnaturskogar. Alla skogsskötselåtgärder på eller i omedelbar närhet av lokalerna påverkar arten negativt liksom den minskande andelen död ved i kulturskogarna (SLU Artdatabanken, 2024; Nitare &amp; Skogsstyrelsen, 2019).</w:t>
-      </w:r>
-    </w:p>
-    <w:p>
-      <w:r>
-        <w:rPr>
-          <w:b/>
-        </w:rPr>
         <w:t>Harticka (NT)</w:t>
       </w:r>
       <w:r>
@@ -598,7 +587,7 @@
         <w:rPr>
           <w:i/>
         </w:rPr>
-        <w:t>I det avverkningsanmälda skogsområdet har 10 naturvårdsarter varav 8 rödlistade arter sina livsmiljöer och växtplatser.</w:t>
+        <w:t>I det avverkningsanmälda skogsområdet har 9 naturvårdsarter varav 7 rödlistade arter sina livsmiljöer och växtplatser.</w:t>
       </w:r>
     </w:p>
     <w:p>
@@ -1247,7 +1236,7 @@
     <w:r>
       <w:tab/>
       <w:tab/>
-      <w:t>2026-10-29</w:t>
+      <w:t>2026-10-31</w:t>
       <w:br/>
       <w:br/>
     </w:r>
